--- a/docs/KULLANIM-KILAVUZU-Restoran-POS.docx
+++ b/docs/KULLANIM-KILAVUZU-Restoran-POS.docx
@@ -72,7 +72,7 @@
         <w:rPr>
           <w:sz w:val="26"/>
         </w:rPr>
-        <w:t>Hazırlayan: İlhan AVCI</w:t>
+        <w:t>Hazırlayan: İlhan AVCİ</w:t>
       </w:r>
     </w:p>
     <w:p>
